--- a/docs/IT108_Activity_7_SmartTrack_COMPLETED.docx
+++ b/docs/IT108_Activity_7_SmartTrack_COMPLETED.docx
@@ -5112,6 +5112,785 @@
           <w:i w:val="0"/>
         </w:rPr>
         <w:t>The login query db.query(User).filter(User.email == request.email) in backend/routes/auth.py. SQLAlchemy sends it as a parameterized statement (WHERE system_core.users.email = %(email)s): the database parses and executes the SQL template and compares the separately-bound value, so user input can never change the statement's syntax — a classic ' OR '1'='1 payload is only ever data.</w:t>
+      </w:r>
+    </w:p>
+    <w:p>
+      <w:pPr>
+        <w:pStyle w:val="Heading1"/>
+      </w:pPr>
+      <w:r>
+        <w:t>Appendix A - Verifying the Setup in pgAdmin 4 (screenshot guide)</w:t>
+      </w:r>
+    </w:p>
+    <w:p>
+      <w:r>
+        <w:rPr>
+          <w:b w:val="0"/>
+          <w:i w:val="0"/>
+        </w:rPr>
+        <w:t>Every item below can be checked visually in pgAdmin 4 against the same PostgreSQL cluster the backend uses. Writes are only ever performed in the sandbox database smarttrack_security_lab; smarttrack_db is only viewed. Full click-by-click version: docs/PGADMIN_VERIFICATION_GUIDE.md. Suggested screenshot folder: database/security/evidence/pgadmin/.</w:t>
+      </w:r>
+    </w:p>
+    <w:tbl>
+      <w:tblPr>
+        <w:tblStyle w:val="TableGrid"/>
+        <w:tblW w:type="auto" w:w="0"/>
+        <w:tblLook w:firstColumn="1" w:firstRow="1" w:lastColumn="0" w:lastRow="0" w:noHBand="0" w:noVBand="1" w:val="04A0"/>
+      </w:tblPr>
+      <w:tblGrid>
+        <w:gridCol w:w="2160"/>
+        <w:gridCol w:w="2160"/>
+        <w:gridCol w:w="2160"/>
+        <w:gridCol w:w="2160"/>
+      </w:tblGrid>
+      <w:tr>
+        <w:tc>
+          <w:tcPr>
+            <w:tcW w:type="dxa" w:w="2160"/>
+          </w:tcPr>
+          <w:p>
+            <w:r/>
+            <w:r>
+              <w:rPr>
+                <w:b/>
+                <w:sz w:val="18"/>
+              </w:rPr>
+              <w:t>#</w:t>
+            </w:r>
+          </w:p>
+        </w:tc>
+        <w:tc>
+          <w:tcPr>
+            <w:tcW w:type="dxa" w:w="2160"/>
+          </w:tcPr>
+          <w:p>
+            <w:r/>
+            <w:r>
+              <w:rPr>
+                <w:b/>
+                <w:sz w:val="18"/>
+              </w:rPr>
+              <w:t>What to open in pgAdmin</w:t>
+            </w:r>
+          </w:p>
+        </w:tc>
+        <w:tc>
+          <w:tcPr>
+            <w:tcW w:type="dxa" w:w="2160"/>
+          </w:tcPr>
+          <w:p>
+            <w:r/>
+            <w:r>
+              <w:rPr>
+                <w:b/>
+                <w:sz w:val="18"/>
+              </w:rPr>
+              <w:t>What the screenshot must show</w:t>
+            </w:r>
+          </w:p>
+        </w:tc>
+        <w:tc>
+          <w:tcPr>
+            <w:tcW w:type="dxa" w:w="2160"/>
+          </w:tcPr>
+          <w:p>
+            <w:r/>
+            <w:r>
+              <w:rPr>
+                <w:b/>
+                <w:sz w:val="18"/>
+              </w:rPr>
+              <w:t>Report part</w:t>
+            </w:r>
+          </w:p>
+        </w:tc>
+      </w:tr>
+      <w:tr>
+        <w:tc>
+          <w:tcPr>
+            <w:tcW w:type="dxa" w:w="2160"/>
+          </w:tcPr>
+          <w:p>
+            <w:r/>
+            <w:r>
+              <w:rPr>
+                <w:sz w:val="18"/>
+              </w:rPr>
+              <w:t>1</w:t>
+            </w:r>
+          </w:p>
+        </w:tc>
+        <w:tc>
+          <w:tcPr>
+            <w:tcW w:type="dxa" w:w="2160"/>
+          </w:tcPr>
+          <w:p>
+            <w:r/>
+            <w:r>
+              <w:rPr>
+                <w:sz w:val="18"/>
+              </w:rPr>
+              <w:t>Servers &gt; SmartTrack (127.0.0.1:5432) &gt; Databases</w:t>
+            </w:r>
+          </w:p>
+        </w:tc>
+        <w:tc>
+          <w:tcPr>
+            <w:tcW w:type="dxa" w:w="2160"/>
+          </w:tcPr>
+          <w:p>
+            <w:r/>
+            <w:r>
+              <w:rPr>
+                <w:sz w:val="18"/>
+              </w:rPr>
+              <w:t>smarttrack_db (live) AND smarttrack_security_lab (sandbox) in the same cluster</w:t>
+            </w:r>
+          </w:p>
+        </w:tc>
+        <w:tc>
+          <w:tcPr>
+            <w:tcW w:type="dxa" w:w="2160"/>
+          </w:tcPr>
+          <w:p>
+            <w:r/>
+            <w:r>
+              <w:rPr>
+                <w:sz w:val="18"/>
+              </w:rPr>
+              <w:t>Safety note / Part D</w:t>
+            </w:r>
+          </w:p>
+        </w:tc>
+      </w:tr>
+      <w:tr>
+        <w:tc>
+          <w:tcPr>
+            <w:tcW w:type="dxa" w:w="2160"/>
+          </w:tcPr>
+          <w:p>
+            <w:r/>
+            <w:r>
+              <w:rPr>
+                <w:sz w:val="18"/>
+              </w:rPr>
+              <w:t>2</w:t>
+            </w:r>
+          </w:p>
+        </w:tc>
+        <w:tc>
+          <w:tcPr>
+            <w:tcW w:type="dxa" w:w="2160"/>
+          </w:tcPr>
+          <w:p>
+            <w:r/>
+            <w:r>
+              <w:rPr>
+                <w:sz w:val="18"/>
+              </w:rPr>
+              <w:t>Servers &gt; SmartTrack &gt; Login/Group Roles</w:t>
+            </w:r>
+          </w:p>
+        </w:tc>
+        <w:tc>
+          <w:tcPr>
+            <w:tcW w:type="dxa" w:w="2160"/>
+          </w:tcPr>
+          <w:p>
+            <w:r/>
+            <w:r>
+              <w:rPr>
+                <w:sz w:val="18"/>
+              </w:rPr>
+              <w:t>smarttrack_app, smarttrack_faculty, smarttrack_super_admin listed</w:t>
+            </w:r>
+          </w:p>
+        </w:tc>
+        <w:tc>
+          <w:tcPr>
+            <w:tcW w:type="dxa" w:w="2160"/>
+          </w:tcPr>
+          <w:p>
+            <w:r/>
+            <w:r>
+              <w:rPr>
+                <w:sz w:val="18"/>
+              </w:rPr>
+              <w:t>Part C (roles)</w:t>
+            </w:r>
+          </w:p>
+        </w:tc>
+      </w:tr>
+      <w:tr>
+        <w:tc>
+          <w:tcPr>
+            <w:tcW w:type="dxa" w:w="2160"/>
+          </w:tcPr>
+          <w:p>
+            <w:r/>
+            <w:r>
+              <w:rPr>
+                <w:sz w:val="18"/>
+              </w:rPr>
+              <w:t>3</w:t>
+            </w:r>
+          </w:p>
+        </w:tc>
+        <w:tc>
+          <w:tcPr>
+            <w:tcW w:type="dxa" w:w="2160"/>
+          </w:tcPr>
+          <w:p>
+            <w:r/>
+            <w:r>
+              <w:rPr>
+                <w:sz w:val="18"/>
+              </w:rPr>
+              <w:t>Right-click smarttrack_faculty &gt; Properties &gt; Definition</w:t>
+            </w:r>
+          </w:p>
+        </w:tc>
+        <w:tc>
+          <w:tcPr>
+            <w:tcW w:type="dxa" w:w="2160"/>
+          </w:tcPr>
+          <w:p>
+            <w:r/>
+            <w:r>
+              <w:rPr>
+                <w:sz w:val="18"/>
+              </w:rPr>
+              <w:t>Can login? = No; Superuser? = No; Create databases? = No</w:t>
+            </w:r>
+          </w:p>
+        </w:tc>
+        <w:tc>
+          <w:tcPr>
+            <w:tcW w:type="dxa" w:w="2160"/>
+          </w:tcPr>
+          <w:p>
+            <w:r/>
+            <w:r>
+              <w:rPr>
+                <w:sz w:val="18"/>
+              </w:rPr>
+              <w:t>Part C (least privilege)</w:t>
+            </w:r>
+          </w:p>
+        </w:tc>
+      </w:tr>
+      <w:tr>
+        <w:tc>
+          <w:tcPr>
+            <w:tcW w:type="dxa" w:w="2160"/>
+          </w:tcPr>
+          <w:p>
+            <w:r/>
+            <w:r>
+              <w:rPr>
+                <w:sz w:val="18"/>
+              </w:rPr>
+              <w:t>4</w:t>
+            </w:r>
+          </w:p>
+        </w:tc>
+        <w:tc>
+          <w:tcPr>
+            <w:tcW w:type="dxa" w:w="2160"/>
+          </w:tcPr>
+          <w:p>
+            <w:r/>
+            <w:r>
+              <w:rPr>
+                <w:sz w:val="18"/>
+              </w:rPr>
+              <w:t>Databases &gt; smarttrack_db &gt; Schemas &gt; system_core &gt; Tables</w:t>
+            </w:r>
+          </w:p>
+        </w:tc>
+        <w:tc>
+          <w:tcPr>
+            <w:tcW w:type="dxa" w:w="2160"/>
+          </w:tcPr>
+          <w:p>
+            <w:r/>
+            <w:r>
+              <w:rPr>
+                <w:sz w:val="18"/>
+              </w:rPr>
+              <w:t>users, travels, documents, notifications, audit_logs</w:t>
+            </w:r>
+          </w:p>
+        </w:tc>
+        <w:tc>
+          <w:tcPr>
+            <w:tcW w:type="dxa" w:w="2160"/>
+          </w:tcPr>
+          <w:p>
+            <w:r/>
+            <w:r>
+              <w:rPr>
+                <w:sz w:val="18"/>
+              </w:rPr>
+              <w:t>Part B</w:t>
+            </w:r>
+          </w:p>
+        </w:tc>
+      </w:tr>
+      <w:tr>
+        <w:tc>
+          <w:tcPr>
+            <w:tcW w:type="dxa" w:w="2160"/>
+          </w:tcPr>
+          <w:p>
+            <w:r/>
+            <w:r>
+              <w:rPr>
+                <w:sz w:val="18"/>
+              </w:rPr>
+              <w:t>5</w:t>
+            </w:r>
+          </w:p>
+        </w:tc>
+        <w:tc>
+          <w:tcPr>
+            <w:tcW w:type="dxa" w:w="2160"/>
+          </w:tcPr>
+          <w:p>
+            <w:r/>
+            <w:r>
+              <w:rPr>
+                <w:sz w:val="18"/>
+              </w:rPr>
+              <w:t>Right-click users &gt; Properties &gt; Security (or the SQL tab)</w:t>
+            </w:r>
+          </w:p>
+        </w:tc>
+        <w:tc>
+          <w:tcPr>
+            <w:tcW w:type="dxa" w:w="2160"/>
+          </w:tcPr>
+          <w:p>
+            <w:r/>
+            <w:r>
+              <w:rPr>
+                <w:sz w:val="18"/>
+              </w:rPr>
+              <w:t>smarttrack_super_admin: SELECT/INSERT/UPDATE only (no DELETE); faculty: no entry</w:t>
+            </w:r>
+          </w:p>
+        </w:tc>
+        <w:tc>
+          <w:tcPr>
+            <w:tcW w:type="dxa" w:w="2160"/>
+          </w:tcPr>
+          <w:p>
+            <w:r/>
+            <w:r>
+              <w:rPr>
+                <w:sz w:val="18"/>
+              </w:rPr>
+              <w:t>Part B.1 / Part C</w:t>
+            </w:r>
+          </w:p>
+        </w:tc>
+      </w:tr>
+      <w:tr>
+        <w:tc>
+          <w:tcPr>
+            <w:tcW w:type="dxa" w:w="2160"/>
+          </w:tcPr>
+          <w:p>
+            <w:r/>
+            <w:r>
+              <w:rPr>
+                <w:sz w:val="18"/>
+              </w:rPr>
+              <w:t>6</w:t>
+            </w:r>
+          </w:p>
+        </w:tc>
+        <w:tc>
+          <w:tcPr>
+            <w:tcW w:type="dxa" w:w="2160"/>
+          </w:tcPr>
+          <w:p>
+            <w:r/>
+            <w:r>
+              <w:rPr>
+                <w:sz w:val="18"/>
+              </w:rPr>
+              <w:t>Right-click schema system_core &gt; Properties &gt; Security</w:t>
+            </w:r>
+          </w:p>
+        </w:tc>
+        <w:tc>
+          <w:tcPr>
+            <w:tcW w:type="dxa" w:w="2160"/>
+          </w:tcPr>
+          <w:p>
+            <w:r/>
+            <w:r>
+              <w:rPr>
+                <w:sz w:val="18"/>
+              </w:rPr>
+              <w:t>USAGE granted to the three roles; CREATE not granted</w:t>
+            </w:r>
+          </w:p>
+        </w:tc>
+        <w:tc>
+          <w:tcPr>
+            <w:tcW w:type="dxa" w:w="2160"/>
+          </w:tcPr>
+          <w:p>
+            <w:r/>
+            <w:r>
+              <w:rPr>
+                <w:sz w:val="18"/>
+              </w:rPr>
+              <w:t>Part C (schema privileges)</w:t>
+            </w:r>
+          </w:p>
+        </w:tc>
+      </w:tr>
+      <w:tr>
+        <w:tc>
+          <w:tcPr>
+            <w:tcW w:type="dxa" w:w="2160"/>
+          </w:tcPr>
+          <w:p>
+            <w:r/>
+            <w:r>
+              <w:rPr>
+                <w:sz w:val="18"/>
+              </w:rPr>
+              <w:t>7</w:t>
+            </w:r>
+          </w:p>
+        </w:tc>
+        <w:tc>
+          <w:tcPr>
+            <w:tcW w:type="dxa" w:w="2160"/>
+          </w:tcPr>
+          <w:p>
+            <w:r/>
+            <w:r>
+              <w:rPr>
+                <w:sz w:val="18"/>
+              </w:rPr>
+              <w:t>smarttrack_db &gt; system_core &gt; travels &gt; Properties &gt; Security</w:t>
+            </w:r>
+          </w:p>
+        </w:tc>
+        <w:tc>
+          <w:tcPr>
+            <w:tcW w:type="dxa" w:w="2160"/>
+          </w:tcPr>
+          <w:p>
+            <w:r/>
+            <w:r>
+              <w:rPr>
+                <w:sz w:val="18"/>
+              </w:rPr>
+              <w:t>Row-level security NOT enabled; Policies list empty (live DB untouched)</w:t>
+            </w:r>
+          </w:p>
+        </w:tc>
+        <w:tc>
+          <w:tcPr>
+            <w:tcW w:type="dxa" w:w="2160"/>
+          </w:tcPr>
+          <w:p>
+            <w:r/>
+            <w:r>
+              <w:rPr>
+                <w:sz w:val="18"/>
+              </w:rPr>
+              <w:t>Safety note</w:t>
+            </w:r>
+          </w:p>
+        </w:tc>
+      </w:tr>
+      <w:tr>
+        <w:tc>
+          <w:tcPr>
+            <w:tcW w:type="dxa" w:w="2160"/>
+          </w:tcPr>
+          <w:p>
+            <w:r/>
+            <w:r>
+              <w:rPr>
+                <w:sz w:val="18"/>
+              </w:rPr>
+              <w:t>8</w:t>
+            </w:r>
+          </w:p>
+        </w:tc>
+        <w:tc>
+          <w:tcPr>
+            <w:tcW w:type="dxa" w:w="2160"/>
+          </w:tcPr>
+          <w:p>
+            <w:r/>
+            <w:r>
+              <w:rPr>
+                <w:sz w:val="18"/>
+              </w:rPr>
+              <w:t>smarttrack_security_lab &gt; system_core &gt; travels &gt; Properties &gt; Security</w:t>
+            </w:r>
+          </w:p>
+        </w:tc>
+        <w:tc>
+          <w:tcPr>
+            <w:tcW w:type="dxa" w:w="2160"/>
+          </w:tcPr>
+          <w:p>
+            <w:r/>
+            <w:r>
+              <w:rPr>
+                <w:sz w:val="18"/>
+              </w:rPr>
+              <w:t>Row-level security ENABLED (sandbox only)</w:t>
+            </w:r>
+          </w:p>
+        </w:tc>
+        <w:tc>
+          <w:tcPr>
+            <w:tcW w:type="dxa" w:w="2160"/>
+          </w:tcPr>
+          <w:p>
+            <w:r/>
+            <w:r>
+              <w:rPr>
+                <w:sz w:val="18"/>
+              </w:rPr>
+              <w:t>Part D</w:t>
+            </w:r>
+          </w:p>
+        </w:tc>
+      </w:tr>
+      <w:tr>
+        <w:tc>
+          <w:tcPr>
+            <w:tcW w:type="dxa" w:w="2160"/>
+          </w:tcPr>
+          <w:p>
+            <w:r/>
+            <w:r>
+              <w:rPr>
+                <w:sz w:val="18"/>
+              </w:rPr>
+              <w:t>9</w:t>
+            </w:r>
+          </w:p>
+        </w:tc>
+        <w:tc>
+          <w:tcPr>
+            <w:tcW w:type="dxa" w:w="2160"/>
+          </w:tcPr>
+          <w:p>
+            <w:r/>
+            <w:r>
+              <w:rPr>
+                <w:sz w:val="18"/>
+              </w:rPr>
+              <w:t>travels &gt; Policies</w:t>
+            </w:r>
+          </w:p>
+        </w:tc>
+        <w:tc>
+          <w:tcPr>
+            <w:tcW w:type="dxa" w:w="2160"/>
+          </w:tcPr>
+          <w:p>
+            <w:r/>
+            <w:r>
+              <w:rPr>
+                <w:sz w:val="18"/>
+              </w:rPr>
+              <w:t>travels_faculty_own_rows and travels_admin_all, with their USING expressions</w:t>
+            </w:r>
+          </w:p>
+        </w:tc>
+        <w:tc>
+          <w:tcPr>
+            <w:tcW w:type="dxa" w:w="2160"/>
+          </w:tcPr>
+          <w:p>
+            <w:r/>
+            <w:r>
+              <w:rPr>
+                <w:sz w:val="18"/>
+              </w:rPr>
+              <w:t>Part D (policy design)</w:t>
+            </w:r>
+          </w:p>
+        </w:tc>
+      </w:tr>
+      <w:tr>
+        <w:tc>
+          <w:tcPr>
+            <w:tcW w:type="dxa" w:w="2160"/>
+          </w:tcPr>
+          <w:p>
+            <w:r/>
+            <w:r>
+              <w:rPr>
+                <w:sz w:val="18"/>
+              </w:rPr>
+              <w:t>10</w:t>
+            </w:r>
+          </w:p>
+        </w:tc>
+        <w:tc>
+          <w:tcPr>
+            <w:tcW w:type="dxa" w:w="2160"/>
+          </w:tcPr>
+          <w:p>
+            <w:r/>
+            <w:r>
+              <w:rPr>
+                <w:sz w:val="18"/>
+              </w:rPr>
+              <w:t>Query Tool on smarttrack_security_lab: SET ROLE smarttrack_faculty; SELECT ...</w:t>
+            </w:r>
+          </w:p>
+        </w:tc>
+        <w:tc>
+          <w:tcPr>
+            <w:tcW w:type="dxa" w:w="2160"/>
+          </w:tcPr>
+          <w:p>
+            <w:r/>
+            <w:r>
+              <w:rPr>
+                <w:sz w:val="18"/>
+              </w:rPr>
+              <w:t>Own rows returned; 0 rows when app.current_user_id is empty; permission denied on another user's rows</w:t>
+            </w:r>
+          </w:p>
+        </w:tc>
+        <w:tc>
+          <w:tcPr>
+            <w:tcW w:type="dxa" w:w="2160"/>
+          </w:tcPr>
+          <w:p>
+            <w:r/>
+            <w:r>
+              <w:rPr>
+                <w:sz w:val="18"/>
+              </w:rPr>
+              <w:t>Part C / Part D (T-07..T-12)</w:t>
+            </w:r>
+          </w:p>
+        </w:tc>
+      </w:tr>
+      <w:tr>
+        <w:tc>
+          <w:tcPr>
+            <w:tcW w:type="dxa" w:w="2160"/>
+          </w:tcPr>
+          <w:p>
+            <w:r/>
+            <w:r>
+              <w:rPr>
+                <w:sz w:val="18"/>
+              </w:rPr>
+              <w:t>11</w:t>
+            </w:r>
+          </w:p>
+        </w:tc>
+        <w:tc>
+          <w:tcPr>
+            <w:tcW w:type="dxa" w:w="2160"/>
+          </w:tcPr>
+          <w:p>
+            <w:r/>
+            <w:r>
+              <w:rPr>
+                <w:sz w:val="18"/>
+              </w:rPr>
+              <w:t>Not in pgAdmin: backend/.env.example, .gitignore lines 2-3, main.py log line</w:t>
+            </w:r>
+          </w:p>
+        </w:tc>
+        <w:tc>
+          <w:tcPr>
+            <w:tcW w:type="dxa" w:w="2160"/>
+          </w:tcPr>
+          <w:p>
+            <w:r/>
+            <w:r>
+              <w:rPr>
+                <w:sz w:val="18"/>
+              </w:rPr>
+              <w:t>CHANGE_ME placeholders, .env excluded from Git, password masked as postgres:****@</w:t>
+            </w:r>
+          </w:p>
+        </w:tc>
+        <w:tc>
+          <w:tcPr>
+            <w:tcW w:type="dxa" w:w="2160"/>
+          </w:tcPr>
+          <w:p>
+            <w:r/>
+            <w:r>
+              <w:rPr>
+                <w:sz w:val="18"/>
+              </w:rPr>
+              <w:t>Part E</w:t>
+            </w:r>
+          </w:p>
+        </w:tc>
+      </w:tr>
+    </w:tbl>
+    <w:p/>
+    <w:p>
+      <w:r>
+        <w:rPr>
+          <w:b/>
+          <w:i w:val="0"/>
+        </w:rPr>
+        <w:t>Query Tool commands used for steps 7, 8 and 10 (read-only for step 7):</w:t>
+      </w:r>
+    </w:p>
+    <w:p>
+      <w:r>
+        <w:rPr>
+          <w:rFonts w:ascii="Courier New" w:hAnsi="Courier New"/>
+          <w:sz w:val="17"/>
+        </w:rPr>
+        <w:t>-- step 7 (live DB, read-only) and step 8 (sandbox)</w:t>
+        <w:br/>
+        <w:t>SELECT relrowsecurity AS rls_enabled, relforcerowsecurity AS rls_forced</w:t>
+        <w:br/>
+        <w:t>FROM   pg_class c JOIN pg_namespace n ON n.oid = c.relnamespace</w:t>
+        <w:br/>
+        <w:t>WHERE  n.nspname = 'system_core' AND c.relname = 'travels';</w:t>
+        <w:br/>
+        <w:t>-- smarttrack_db            -&gt; rls_enabled = false  (live, untouched)</w:t>
+        <w:br/>
+        <w:t>-- smarttrack_security_lab  -&gt; rls_enabled = true   (sandbox)</w:t>
+        <w:br/>
+        <w:br/>
+        <w:t>-- step 10 (sandbox only)</w:t>
+        <w:br/>
+        <w:t>SET LOCAL app.current_user_id = '3';</w:t>
+        <w:br/>
+        <w:t>SET ROLE smarttrack_faculty;</w:t>
+        <w:br/>
+        <w:t>SELECT travel_id, user_id FROM system_core.travels;   -- own rows only</w:t>
+        <w:br/>
+        <w:t>RESET ROLE;</w:t>
+      </w:r>
+    </w:p>
+    <w:p>
+      <w:r>
+        <w:rPr>
+          <w:b w:val="0"/>
+          <w:i/>
+        </w:rPr>
+        <w:t>Screenshot hygiene: crop the connection dialog and password field, and make sure no .env value, token, or password appears in any image submitted with this report.</w:t>
       </w:r>
     </w:p>
     <w:sectPr>
